--- a/YUSUF'S_RESUME.docx
+++ b/YUSUF'S_RESUME.docx
@@ -58,43 +58,55 @@
           <w:lang w:val="en-US"/>
         </w:rPr>
       </w:pPr>
+      <w:r>
+        <w:rPr>
+          <w:rStyle w:val="Hyperlink"/>
+          <w:b/>
+          <w:lang w:val="en-US"/>
+        </w:rPr>
+        <w:fldChar w:fldCharType="begin"/>
+      </w:r>
+      <w:r>
+        <w:rPr>
+          <w:rStyle w:val="Hyperlink"/>
+          <w:b/>
+          <w:lang w:val="en-US"/>
+        </w:rPr>
+        <w:instrText xml:space="preserve"> HYPERLINK "mailto:ysanni560@gmail.com?subject=Hello%20Sanni%20Yusuf" </w:instrText>
+      </w:r>
+      <w:r>
+        <w:rPr>
+          <w:rStyle w:val="Hyperlink"/>
+          <w:b/>
+          <w:lang w:val="en-US"/>
+        </w:rPr>
+        <w:fldChar w:fldCharType="separate"/>
+      </w:r>
+      <w:r>
+        <w:rPr>
+          <w:rStyle w:val="Hyperlink"/>
+          <w:b/>
+          <w:lang w:val="en-US"/>
+        </w:rPr>
+        <w:t xml:space="preserve">ysanni560@gmail.com </w:t>
+      </w:r>
+      <w:r>
+        <w:rPr>
+          <w:rStyle w:val="Hyperlink"/>
+          <w:b/>
+          <w:lang w:val="en-US"/>
+        </w:rPr>
+        <w:fldChar w:fldCharType="end"/>
+      </w:r>
+      <w:r>
+        <w:rPr>
+          <w:b/>
+          <w:color w:val="404040" w:themeColor="text1" w:themeTint="BF"/>
+          <w:lang w:val="en-US"/>
+        </w:rPr>
+        <w:t xml:space="preserve"> |  +234-703-063-2208  | </w:t>
+      </w:r>
       <w:hyperlink r:id="rId5" w:history="1">
-        <w:r>
-          <w:rPr>
-            <w:rStyle w:val="Hyperlink"/>
-            <w:b/>
-            <w:lang w:val="en-US"/>
-          </w:rPr>
-          <w:t xml:space="preserve">ysanni560@gmail.com </w:t>
-        </w:r>
-      </w:hyperlink>
-      <w:r>
-        <w:rPr>
-          <w:b/>
-          <w:color w:val="404040" w:themeColor="text1" w:themeTint="BF"/>
-          <w:lang w:val="en-US"/>
-        </w:rPr>
-        <w:t xml:space="preserve"> </w:t>
-      </w:r>
-      <w:proofErr w:type="gramStart"/>
-      <w:r>
-        <w:rPr>
-          <w:b/>
-          <w:color w:val="404040" w:themeColor="text1" w:themeTint="BF"/>
-          <w:lang w:val="en-US"/>
-        </w:rPr>
-        <w:t>|  +</w:t>
-      </w:r>
-      <w:proofErr w:type="gramEnd"/>
-      <w:r>
-        <w:rPr>
-          <w:b/>
-          <w:color w:val="404040" w:themeColor="text1" w:themeTint="BF"/>
-          <w:lang w:val="en-US"/>
-        </w:rPr>
-        <w:t xml:space="preserve">234-703-063-2208  | </w:t>
-      </w:r>
-      <w:hyperlink r:id="rId6" w:history="1">
         <w:r>
           <w:rPr>
             <w:rStyle w:val="Hyperlink"/>
@@ -112,32 +124,73 @@
         </w:rPr>
         <w:t xml:space="preserve"> | </w:t>
       </w:r>
-      <w:hyperlink r:id="rId7" w:history="1">
+      <w:hyperlink r:id="rId6" w:history="1">
         <w:r>
           <w:rPr>
             <w:rStyle w:val="Hyperlink"/>
             <w:b/>
             <w:lang w:val="en-US"/>
           </w:rPr>
-          <w:t>x.com</w:t>
-        </w:r>
-        <w:r>
-          <w:rPr>
-            <w:rStyle w:val="Hyperlink"/>
-            <w:b/>
-            <w:lang w:val="en-US"/>
-          </w:rPr>
-          <w:t>/</w:t>
-        </w:r>
-        <w:r>
-          <w:rPr>
-            <w:rStyle w:val="Hyperlink"/>
-            <w:b/>
-            <w:lang w:val="en-US"/>
-          </w:rPr>
-          <w:t>s4nni_yusuf</w:t>
+          <w:t>x.com/s4nni_yusuf</w:t>
         </w:r>
       </w:hyperlink>
+      <w:r>
+        <w:rPr>
+          <w:rStyle w:val="Hyperlink"/>
+          <w:b/>
+          <w:lang w:val="en-US"/>
+        </w:rPr>
+        <w:t xml:space="preserve"> | </w:t>
+      </w:r>
+      <w:r>
+        <w:rPr>
+          <w:rStyle w:val="Hyperlink"/>
+          <w:b/>
+          <w:lang w:val="en-US"/>
+        </w:rPr>
+        <w:fldChar w:fldCharType="begin"/>
+      </w:r>
+      <w:r>
+        <w:rPr>
+          <w:rStyle w:val="Hyperlink"/>
+          <w:b/>
+          <w:lang w:val="en-US"/>
+        </w:rPr>
+        <w:instrText>HYPERLINK "https://www.linkedin.com/in/yusuf-sanni-b25228343"</w:instrText>
+      </w:r>
+      <w:r>
+        <w:rPr>
+          <w:rStyle w:val="Hyperlink"/>
+          <w:b/>
+          <w:lang w:val="en-US"/>
+        </w:rPr>
+      </w:r>
+      <w:r>
+        <w:rPr>
+          <w:rStyle w:val="Hyperlink"/>
+          <w:b/>
+          <w:lang w:val="en-US"/>
+        </w:rPr>
+        <w:fldChar w:fldCharType="separate"/>
+      </w:r>
+      <w:r>
+        <w:rPr>
+          <w:rStyle w:val="Hyperlink"/>
+          <w:b/>
+          <w:lang w:val="en-US"/>
+        </w:rPr>
+        <w:t>https://www.linkedin.com/in/yusuf-sanni-b25228343</w:t>
+      </w:r>
+      <w:r>
+        <w:rPr>
+          <w:rStyle w:val="Hyperlink"/>
+          <w:b/>
+          <w:lang w:val="en-US"/>
+        </w:rPr>
+        <w:fldChar w:fldCharType="end"/>
+      </w:r>
+      <w:bookmarkStart w:id="0" w:name="_GoBack"/>
+      <w:bookmarkEnd w:id="0"/>
     </w:p>
     <w:p>
       <w:pPr>
@@ -950,13 +1003,6 @@
           <w:color w:val="404040" w:themeColor="text1" w:themeTint="BF"/>
           <w:lang w:val="en-US"/>
         </w:rPr>
-      </w:r>
-      <w:r>
-        <w:rPr>
-          <w:b/>
-          <w:color w:val="404040" w:themeColor="text1" w:themeTint="BF"/>
-          <w:lang w:val="en-US"/>
-        </w:rPr>
         <w:fldChar w:fldCharType="separate"/>
       </w:r>
       <w:r>
@@ -965,41 +1011,7 @@
           <w:b/>
           <w:lang w:val="en-US"/>
         </w:rPr>
-        <w:t>https://github.com/s4nniy</w:t>
-      </w:r>
-      <w:r>
-        <w:rPr>
-          <w:rStyle w:val="Hyperlink"/>
-          <w:b/>
-          <w:lang w:val="en-US"/>
-        </w:rPr>
-        <w:t>u</w:t>
-      </w:r>
-      <w:r>
-        <w:rPr>
-          <w:rStyle w:val="Hyperlink"/>
-          <w:b/>
-          <w:lang w:val="en-US"/>
-        </w:rPr>
-        <w:t>suf/C</w:t>
-      </w:r>
-      <w:bookmarkStart w:id="0" w:name="_GoBack"/>
-      <w:bookmarkEnd w:id="0"/>
-      <w:r>
-        <w:rPr>
-          <w:rStyle w:val="Hyperlink"/>
-          <w:b/>
-          <w:lang w:val="en-US"/>
-        </w:rPr>
-        <w:t>l</w:t>
-      </w:r>
-      <w:r>
-        <w:rPr>
-          <w:rStyle w:val="Hyperlink"/>
-          <w:b/>
-          <w:lang w:val="en-US"/>
-        </w:rPr>
-        <w:t>aimCheck</w:t>
+        <w:t>https://github.com/s4nniyusuf/ClaimCheck</w:t>
       </w:r>
       <w:r>
         <w:rPr>
@@ -1257,13 +1269,6 @@
           <w:color w:val="262626" w:themeColor="text1" w:themeTint="D9"/>
           <w:lang w:val="en-US"/>
         </w:rPr>
-      </w:r>
-      <w:r>
-        <w:rPr>
-          <w:b/>
-          <w:color w:val="262626" w:themeColor="text1" w:themeTint="D9"/>
-          <w:lang w:val="en-US"/>
-        </w:rPr>
         <w:fldChar w:fldCharType="separate"/>
       </w:r>
       <w:r>
@@ -1272,23 +1277,7 @@
           <w:b/>
           <w:lang w:val="en-US"/>
         </w:rPr>
-        <w:t>https://github.com/s4nniyusuf/9jaBall</w:t>
-      </w:r>
-      <w:r>
-        <w:rPr>
-          <w:rStyle w:val="Hyperlink"/>
-          <w:b/>
-          <w:lang w:val="en-US"/>
-        </w:rPr>
-        <w:t>G</w:t>
-      </w:r>
-      <w:r>
-        <w:rPr>
-          <w:rStyle w:val="Hyperlink"/>
-          <w:b/>
-          <w:lang w:val="en-US"/>
-        </w:rPr>
-        <w:t>ist</w:t>
+        <w:t>https://github.com/s4nniyusuf/9jaBallGist</w:t>
       </w:r>
       <w:r>
         <w:rPr>
@@ -1606,30 +1595,14 @@
         <w:t>[</w:t>
       </w:r>
       <w:proofErr w:type="gramEnd"/>
-      <w:hyperlink r:id="rId8" w:history="1">
+      <w:hyperlink r:id="rId7" w:history="1">
         <w:r>
           <w:rPr>
             <w:rStyle w:val="Hyperlink"/>
             <w:b/>
             <w:lang w:val="en-US"/>
           </w:rPr>
-          <w:t>https://github.com/s4n</w:t>
-        </w:r>
-        <w:r>
-          <w:rPr>
-            <w:rStyle w:val="Hyperlink"/>
-            <w:b/>
-            <w:lang w:val="en-US"/>
-          </w:rPr>
-          <w:t>n</w:t>
-        </w:r>
-        <w:r>
-          <w:rPr>
-            <w:rStyle w:val="Hyperlink"/>
-            <w:b/>
-            <w:lang w:val="en-US"/>
-          </w:rPr>
-          <w:t>iyusuf/Personality-Type-Detector</w:t>
+          <w:t>https://github.com/s4nniyusuf/Personality-Type-Detector</w:t>
         </w:r>
       </w:hyperlink>
       <w:r>

--- a/YUSUF'S_RESUME.docx
+++ b/YUSUF'S_RESUME.docx
@@ -58,46 +58,16 @@
           <w:lang w:val="en-US"/>
         </w:rPr>
       </w:pPr>
-      <w:r>
-        <w:rPr>
-          <w:rStyle w:val="Hyperlink"/>
-          <w:b/>
-          <w:lang w:val="en-US"/>
-        </w:rPr>
-        <w:fldChar w:fldCharType="begin"/>
-      </w:r>
-      <w:r>
-        <w:rPr>
-          <w:rStyle w:val="Hyperlink"/>
-          <w:b/>
-          <w:lang w:val="en-US"/>
-        </w:rPr>
-        <w:instrText xml:space="preserve"> HYPERLINK "mailto:ysanni560@gmail.com?subject=Hello%20Sanni%20Yusuf" </w:instrText>
-      </w:r>
-      <w:r>
-        <w:rPr>
-          <w:rStyle w:val="Hyperlink"/>
-          <w:b/>
-          <w:lang w:val="en-US"/>
-        </w:rPr>
-        <w:fldChar w:fldCharType="separate"/>
-      </w:r>
-      <w:r>
-        <w:rPr>
-          <w:rStyle w:val="Hyperlink"/>
-          <w:b/>
-          <w:lang w:val="en-US"/>
-        </w:rPr>
-        <w:t xml:space="preserve">ysanni560@gmail.com </w:t>
-      </w:r>
-      <w:r>
-        <w:rPr>
-          <w:rStyle w:val="Hyperlink"/>
-          <w:b/>
-          <w:lang w:val="en-US"/>
-        </w:rPr>
-        <w:fldChar w:fldCharType="end"/>
-      </w:r>
+      <w:hyperlink r:id="rId5" w:history="1">
+        <w:r>
+          <w:rPr>
+            <w:rStyle w:val="Hyperlink"/>
+            <w:b/>
+            <w:lang w:val="en-US"/>
+          </w:rPr>
+          <w:t xml:space="preserve">ysanni560@gmail.com </w:t>
+        </w:r>
+      </w:hyperlink>
       <w:r>
         <w:rPr>
           <w:b/>
@@ -106,7 +76,7 @@
         </w:rPr>
         <w:t xml:space="preserve"> |  +234-703-063-2208  | </w:t>
       </w:r>
-      <w:hyperlink r:id="rId5" w:history="1">
+      <w:hyperlink r:id="rId6" w:history="1">
         <w:r>
           <w:rPr>
             <w:rStyle w:val="Hyperlink"/>
@@ -124,7 +94,7 @@
         </w:rPr>
         <w:t xml:space="preserve"> | </w:t>
       </w:r>
-      <w:hyperlink r:id="rId6" w:history="1">
+      <w:hyperlink r:id="rId7" w:history="1">
         <w:r>
           <w:rPr>
             <w:rStyle w:val="Hyperlink"/>
@@ -142,55 +112,16 @@
         </w:rPr>
         <w:t xml:space="preserve"> | </w:t>
       </w:r>
-      <w:r>
-        <w:rPr>
-          <w:rStyle w:val="Hyperlink"/>
-          <w:b/>
-          <w:lang w:val="en-US"/>
-        </w:rPr>
-        <w:fldChar w:fldCharType="begin"/>
-      </w:r>
-      <w:r>
-        <w:rPr>
-          <w:rStyle w:val="Hyperlink"/>
-          <w:b/>
-          <w:lang w:val="en-US"/>
-        </w:rPr>
-        <w:instrText>HYPERLINK "https://www.linkedin.com/in/yusuf-sanni-b25228343"</w:instrText>
-      </w:r>
-      <w:r>
-        <w:rPr>
-          <w:rStyle w:val="Hyperlink"/>
-          <w:b/>
-          <w:lang w:val="en-US"/>
-        </w:rPr>
-      </w:r>
-      <w:r>
-        <w:rPr>
-          <w:rStyle w:val="Hyperlink"/>
-          <w:b/>
-          <w:lang w:val="en-US"/>
-        </w:rPr>
-        <w:fldChar w:fldCharType="separate"/>
-      </w:r>
-      <w:r>
-        <w:rPr>
-          <w:rStyle w:val="Hyperlink"/>
-          <w:b/>
-          <w:lang w:val="en-US"/>
-        </w:rPr>
-        <w:t>https://www.linkedin.com/in/yusuf-sanni-b25228343</w:t>
-      </w:r>
-      <w:r>
-        <w:rPr>
-          <w:rStyle w:val="Hyperlink"/>
-          <w:b/>
-          <w:lang w:val="en-US"/>
-        </w:rPr>
-        <w:fldChar w:fldCharType="end"/>
-      </w:r>
-      <w:bookmarkStart w:id="0" w:name="_GoBack"/>
-      <w:bookmarkEnd w:id="0"/>
+      <w:hyperlink r:id="rId8" w:history="1">
+        <w:r>
+          <w:rPr>
+            <w:rStyle w:val="Hyperlink"/>
+            <w:b/>
+            <w:lang w:val="en-US"/>
+          </w:rPr>
+          <w:t>https://www.linkedin.com/in/yusuf-sanni-b25228343</w:t>
+        </w:r>
+      </w:hyperlink>
     </w:p>
     <w:p>
       <w:pPr>
@@ -1317,6 +1248,9 @@
         <w:t>:</w:t>
       </w:r>
       <w:r>
+        <w:rPr>
+          <w:color w:val="262626" w:themeColor="text1" w:themeTint="D9"/>
+        </w:rPr>
         <w:t xml:space="preserve"> </w:t>
       </w:r>
       <w:r>
@@ -1595,7 +1529,7 @@
         <w:t>[</w:t>
       </w:r>
       <w:proofErr w:type="gramEnd"/>
-      <w:hyperlink r:id="rId7" w:history="1">
+      <w:hyperlink r:id="rId9" w:history="1">
         <w:r>
           <w:rPr>
             <w:rStyle w:val="Hyperlink"/>
@@ -1632,84 +1566,129 @@
         <w:rPr>
           <w:rStyle w:val="Strong"/>
           <w:b w:val="0"/>
+          <w:color w:val="262626" w:themeColor="text1" w:themeTint="D9"/>
         </w:rPr>
         <w:t>Summary</w:t>
       </w:r>
       <w:r>
         <w:rPr>
           <w:rStyle w:val="Strong"/>
+          <w:color w:val="262626" w:themeColor="text1" w:themeTint="D9"/>
         </w:rPr>
         <w:t>:</w:t>
       </w:r>
       <w:r>
+        <w:rPr>
+          <w:color w:val="262626" w:themeColor="text1" w:themeTint="D9"/>
+        </w:rPr>
         <w:t xml:space="preserve"> </w:t>
       </w:r>
       <w:r>
+        <w:rPr>
+          <w:color w:val="262626" w:themeColor="text1" w:themeTint="D9"/>
+        </w:rPr>
         <w:t xml:space="preserve">End-to-end ML system that predicts personality types from 29 </w:t>
       </w:r>
       <w:proofErr w:type="spellStart"/>
       <w:r>
+        <w:rPr>
+          <w:color w:val="262626" w:themeColor="text1" w:themeTint="D9"/>
+        </w:rPr>
         <w:t>behavioral</w:t>
       </w:r>
       <w:proofErr w:type="spellEnd"/>
       <w:r>
+        <w:rPr>
+          <w:color w:val="262626" w:themeColor="text1" w:themeTint="D9"/>
+        </w:rPr>
         <w:t xml:space="preserve"> features. Includes pre</w:t>
       </w:r>
       <w:r>
         <w:rPr>
+          <w:color w:val="262626" w:themeColor="text1" w:themeTint="D9"/>
           <w:lang w:val="en-US"/>
         </w:rPr>
         <w:t>-</w:t>
       </w:r>
       <w:r>
+        <w:rPr>
+          <w:color w:val="262626" w:themeColor="text1" w:themeTint="D9"/>
+        </w:rPr>
         <w:t xml:space="preserve">processing, model training, </w:t>
       </w:r>
       <w:proofErr w:type="spellStart"/>
       <w:r>
+        <w:rPr>
+          <w:color w:val="262626" w:themeColor="text1" w:themeTint="D9"/>
+        </w:rPr>
         <w:t>FastAPI</w:t>
       </w:r>
       <w:proofErr w:type="spellEnd"/>
       <w:r>
+        <w:rPr>
+          <w:color w:val="262626" w:themeColor="text1" w:themeTint="D9"/>
+        </w:rPr>
         <w:t xml:space="preserve"> inference API, </w:t>
       </w:r>
       <w:proofErr w:type="spellStart"/>
       <w:r>
+        <w:rPr>
+          <w:color w:val="262626" w:themeColor="text1" w:themeTint="D9"/>
+        </w:rPr>
         <w:t>Streamlit</w:t>
       </w:r>
       <w:proofErr w:type="spellEnd"/>
       <w:r>
+        <w:rPr>
+          <w:color w:val="262626" w:themeColor="text1" w:themeTint="D9"/>
+        </w:rPr>
         <w:t xml:space="preserve"> UI, and </w:t>
       </w:r>
       <w:proofErr w:type="spellStart"/>
       <w:r>
+        <w:rPr>
+          <w:color w:val="262626" w:themeColor="text1" w:themeTint="D9"/>
+        </w:rPr>
         <w:t>Dockerized</w:t>
       </w:r>
       <w:proofErr w:type="spellEnd"/>
       <w:r>
+        <w:rPr>
+          <w:color w:val="262626" w:themeColor="text1" w:themeTint="D9"/>
+        </w:rPr>
         <w:t xml:space="preserve"> deployment on Railway. Achieved 99.85% accuracy</w:t>
       </w:r>
       <w:r>
         <w:rPr>
+          <w:color w:val="262626" w:themeColor="text1" w:themeTint="D9"/>
           <w:lang w:val="en-US"/>
         </w:rPr>
         <w:t xml:space="preserve"> and F1-score</w:t>
       </w:r>
       <w:r>
+        <w:rPr>
+          <w:color w:val="262626" w:themeColor="text1" w:themeTint="D9"/>
+        </w:rPr>
         <w:t xml:space="preserve"> (SVM) on 20,000</w:t>
       </w:r>
       <w:r>
         <w:rPr>
+          <w:color w:val="262626" w:themeColor="text1" w:themeTint="D9"/>
           <w:lang w:val="en-US"/>
         </w:rPr>
         <w:t>+</w:t>
       </w:r>
       <w:r>
+        <w:rPr>
+          <w:color w:val="262626" w:themeColor="text1" w:themeTint="D9"/>
+        </w:rPr>
         <w:t xml:space="preserve"> sample</w:t>
       </w:r>
       <w:r>
         <w:rPr>
           <w:rStyle w:val="Strong"/>
           <w:b w:val="0"/>
+          <w:color w:val="262626" w:themeColor="text1" w:themeTint="D9"/>
         </w:rPr>
         <w:t xml:space="preserve"> </w:t>
       </w:r>
@@ -1721,47 +1700,75 @@
           <w:ilvl w:val="0"/>
           <w:numId w:val="0"/>
         </w:numPr>
+        <w:rPr>
+          <w:color w:val="262626" w:themeColor="text1" w:themeTint="D9"/>
+        </w:rPr>
       </w:pPr>
       <w:r>
         <w:rPr>
           <w:rStyle w:val="Strong"/>
           <w:b w:val="0"/>
+          <w:color w:val="262626" w:themeColor="text1" w:themeTint="D9"/>
         </w:rPr>
         <w:t>Tech Used</w:t>
       </w:r>
       <w:r>
         <w:rPr>
           <w:rStyle w:val="Strong"/>
+          <w:color w:val="262626" w:themeColor="text1" w:themeTint="D9"/>
         </w:rPr>
         <w:t>:</w:t>
       </w:r>
       <w:r>
+        <w:rPr>
+          <w:color w:val="262626" w:themeColor="text1" w:themeTint="D9"/>
+        </w:rPr>
         <w:t xml:space="preserve"> Python | </w:t>
       </w:r>
       <w:proofErr w:type="spellStart"/>
       <w:r>
+        <w:rPr>
+          <w:color w:val="262626" w:themeColor="text1" w:themeTint="D9"/>
+        </w:rPr>
         <w:t>Scikit</w:t>
       </w:r>
       <w:proofErr w:type="spellEnd"/>
       <w:r>
+        <w:rPr>
+          <w:color w:val="262626" w:themeColor="text1" w:themeTint="D9"/>
+        </w:rPr>
         <w:t xml:space="preserve">-learn | </w:t>
       </w:r>
       <w:proofErr w:type="spellStart"/>
       <w:r>
+        <w:rPr>
+          <w:color w:val="262626" w:themeColor="text1" w:themeTint="D9"/>
+        </w:rPr>
         <w:t>FastAPI</w:t>
       </w:r>
       <w:proofErr w:type="spellEnd"/>
       <w:r>
+        <w:rPr>
+          <w:color w:val="262626" w:themeColor="text1" w:themeTint="D9"/>
+        </w:rPr>
         <w:t xml:space="preserve"> | </w:t>
       </w:r>
       <w:proofErr w:type="spellStart"/>
       <w:r>
+        <w:rPr>
+          <w:color w:val="262626" w:themeColor="text1" w:themeTint="D9"/>
+        </w:rPr>
         <w:t>Streamlit</w:t>
       </w:r>
       <w:proofErr w:type="spellEnd"/>
       <w:r>
+        <w:rPr>
+          <w:color w:val="262626" w:themeColor="text1" w:themeTint="D9"/>
+        </w:rPr>
         <w:t xml:space="preserve"> | Docker | Railway</w:t>
       </w:r>
+      <w:bookmarkStart w:id="0" w:name="_GoBack"/>
+      <w:bookmarkEnd w:id="0"/>
     </w:p>
     <w:sectPr>
       <w:pgSz w:w="11906" w:h="16838" w:code="9"/>

--- a/YUSUF'S_RESUME.docx
+++ b/YUSUF'S_RESUME.docx
@@ -45,8 +45,20 @@
           <w:szCs w:val="32"/>
           <w:lang w:val="en-US"/>
         </w:rPr>
-        <w:t>AI/ML Enthusiast</w:t>
-      </w:r>
+        <w:t>AI/ML En</w:t>
+      </w:r>
+      <w:r>
+        <w:rPr>
+          <w:b/>
+          <w:color w:val="595959" w:themeColor="text1" w:themeTint="A6"/>
+          <w:sz w:val="32"/>
+          <w:szCs w:val="32"/>
+          <w:lang w:val="en-US"/>
+        </w:rPr>
+        <w:t>gineer</w:t>
+      </w:r>
+      <w:bookmarkStart w:id="0" w:name="_GoBack"/>
+      <w:bookmarkEnd w:id="0"/>
     </w:p>
     <w:p>
       <w:pPr>
@@ -58,25 +70,55 @@
           <w:lang w:val="en-US"/>
         </w:rPr>
       </w:pPr>
+      <w:r>
+        <w:rPr>
+          <w:rStyle w:val="Hyperlink"/>
+          <w:b/>
+          <w:lang w:val="en-US"/>
+        </w:rPr>
+        <w:fldChar w:fldCharType="begin"/>
+      </w:r>
+      <w:r>
+        <w:rPr>
+          <w:rStyle w:val="Hyperlink"/>
+          <w:b/>
+          <w:lang w:val="en-US"/>
+        </w:rPr>
+        <w:instrText xml:space="preserve"> HYPERLINK "mailto:ysanni560@gmail.com?subject=Hello%20Sanni%20Yusuf" </w:instrText>
+      </w:r>
+      <w:r>
+        <w:rPr>
+          <w:rStyle w:val="Hyperlink"/>
+          <w:b/>
+          <w:lang w:val="en-US"/>
+        </w:rPr>
+        <w:fldChar w:fldCharType="separate"/>
+      </w:r>
+      <w:r>
+        <w:rPr>
+          <w:rStyle w:val="Hyperlink"/>
+          <w:b/>
+          <w:lang w:val="en-US"/>
+        </w:rPr>
+        <w:t xml:space="preserve">ysanni560@gmail.com </w:t>
+      </w:r>
+      <w:r>
+        <w:rPr>
+          <w:rStyle w:val="Hyperlink"/>
+          <w:b/>
+          <w:lang w:val="en-US"/>
+        </w:rPr>
+        <w:fldChar w:fldCharType="end"/>
+      </w:r>
+      <w:r>
+        <w:rPr>
+          <w:b/>
+          <w:color w:val="404040" w:themeColor="text1" w:themeTint="BF"/>
+          <w:lang w:val="en-US"/>
+        </w:rPr>
+        <w:t xml:space="preserve"> |  +234-703-063-2208  | </w:t>
+      </w:r>
       <w:hyperlink r:id="rId5" w:history="1">
-        <w:r>
-          <w:rPr>
-            <w:rStyle w:val="Hyperlink"/>
-            <w:b/>
-            <w:lang w:val="en-US"/>
-          </w:rPr>
-          <w:t xml:space="preserve">ysanni560@gmail.com </w:t>
-        </w:r>
-      </w:hyperlink>
-      <w:r>
-        <w:rPr>
-          <w:b/>
-          <w:color w:val="404040" w:themeColor="text1" w:themeTint="BF"/>
-          <w:lang w:val="en-US"/>
-        </w:rPr>
-        <w:t xml:space="preserve"> |  +234-703-063-2208  | </w:t>
-      </w:r>
-      <w:hyperlink r:id="rId6" w:history="1">
         <w:r>
           <w:rPr>
             <w:rStyle w:val="Hyperlink"/>
@@ -94,7 +136,7 @@
         </w:rPr>
         <w:t xml:space="preserve"> | </w:t>
       </w:r>
-      <w:hyperlink r:id="rId7" w:history="1">
+      <w:hyperlink r:id="rId6" w:history="1">
         <w:r>
           <w:rPr>
             <w:rStyle w:val="Hyperlink"/>
@@ -112,7 +154,7 @@
         </w:rPr>
         <w:t xml:space="preserve"> | </w:t>
       </w:r>
-      <w:hyperlink r:id="rId8" w:history="1">
+      <w:hyperlink r:id="rId7" w:history="1">
         <w:r>
           <w:rPr>
             <w:rStyle w:val="Hyperlink"/>
@@ -1529,7 +1571,7 @@
         <w:t>[</w:t>
       </w:r>
       <w:proofErr w:type="gramEnd"/>
-      <w:hyperlink r:id="rId9" w:history="1">
+      <w:hyperlink r:id="rId8" w:history="1">
         <w:r>
           <w:rPr>
             <w:rStyle w:val="Hyperlink"/>
@@ -1767,8 +1809,6 @@
         </w:rPr>
         <w:t xml:space="preserve"> | Docker | Railway</w:t>
       </w:r>
-      <w:bookmarkStart w:id="0" w:name="_GoBack"/>
-      <w:bookmarkEnd w:id="0"/>
     </w:p>
     <w:sectPr>
       <w:pgSz w:w="11906" w:h="16838" w:code="9"/>
